--- a/5.人员管理/1.流程制度规范类文件/人员.docx
+++ b/5.人员管理/1.流程制度规范类文件/人员.docx
@@ -323,12 +323,12 @@
       </w:r>
     </w:p>
     <w:sectPr>
-      <w:headerReference w:type="default" r:id="rId6"/>
+      <w:headerReference w:type="even" r:id="rId4"/>
+      <w:headerReference w:type="default" r:id="rId5"/>
+      <w:footerReference w:type="even" r:id="rId6"/>
       <w:footerReference w:type="default" r:id="rId7"/>
       <w:headerReference w:type="first" r:id="rId8"/>
       <w:footerReference w:type="first" r:id="rId9"/>
-      <w:headerReference w:type="even" r:id="rId10"/>
-      <w:footerReference w:type="even" r:id="rId11"/>
       <w:pgMar w:header="720" w:footer="720"/>
       <w:cols w:num="1" w:space="720"/>
     </w:sectPr>
@@ -337,62 +337,38 @@
 </file>
 
 <file path=word/footer1.xml><?xml version="1.0" encoding="utf-8"?>
-<w:ftr xmlns:m="http://schemas.openxmlformats.org/officeDocument/2006/math" xmlns:mc="http://schemas.openxmlformats.org/markup-compatibility/2006" xmlns:mo="http://schemas.microsoft.com/office/mac/office/2008/main" xmlns:mv="urn:schemas-microsoft-com:mac:vml" xmlns:o="urn:schemas-microsoft-com:office:office" xmlns:r="http://schemas.openxmlformats.org/officeDocument/2006/relationships" xmlns:v="urn:schemas-microsoft-com:vml" xmlns:w10="urn:schemas-microsoft-com:office:word" xmlns:w14="http://schemas.microsoft.com/office/word/2010/wordml" xmlns:w="http://schemas.openxmlformats.org/wordprocessingml/2006/main" xmlns:wne="http://schemas.microsoft.com/office/word/2006/wordml" xmlns:wp14="http://schemas.microsoft.com/office/word/2010/wordprocessingDrawing" xmlns:wp="http://schemas.openxmlformats.org/drawingml/2006/wordprocessingDrawing" xmlns:wpc="http://schemas.microsoft.com/office/word/2010/wordprocessingCanvas" xmlns:wpg="http://schemas.microsoft.com/office/word/2010/wordprocessingGroup" xmlns:wpi="http://schemas.microsoft.com/office/word/2010/wordprocessingInk" xmlns:wps="http://schemas.microsoft.com/office/word/2010/wordprocessingShape" mc:Ignorable="w14 wp14">
-  <w:p>
-    <w:pPr>
-      <w:pStyle w:val="Footer"/>
-    </w:pPr>
-  </w:p>
+<w:ftr xmlns:wpc="http://schemas.microsoft.com/office/word/2010/wordprocessingCanvas" xmlns:mc="http://schemas.openxmlformats.org/markup-compatibility/2006" xmlns:o="urn:schemas-microsoft-com:office:office" xmlns:r="http://schemas.openxmlformats.org/officeDocument/2006/relationships" xmlns:m="http://schemas.openxmlformats.org/officeDocument/2006/math" xmlns:v="urn:schemas-microsoft-com:vml" xmlns:wp14="http://schemas.microsoft.com/office/word/2010/wordprocessingDrawing" xmlns:wp="http://schemas.openxmlformats.org/drawingml/2006/wordprocessingDrawing" xmlns:w10="urn:schemas-microsoft-com:office:word" xmlns:w="http://schemas.openxmlformats.org/wordprocessingml/2006/main" xmlns:w14="http://schemas.microsoft.com/office/word/2010/wordml" xmlns:w15="http://schemas.microsoft.com/office/word/2012/wordml" xmlns:wne="http://schemas.microsoft.com/office/word/2006/wordml" xmlns:wpg="http://schemas.microsoft.com/office/word/2010/wordprocessingGroup" xmlns:wpi="http://schemas.microsoft.com/office/word/2010/wordprocessingInk" xmlns:wps="http://schemas.microsoft.com/office/word/2010/wordprocessingShape" mc:Ignorable="w14 w15 wp14">
+  <w:p/>
 </w:ftr>
 </file>
 
 <file path=word/footer2.xml><?xml version="1.0" encoding="utf-8"?>
-<w:ftr xmlns:m="http://schemas.openxmlformats.org/officeDocument/2006/math" xmlns:mc="http://schemas.openxmlformats.org/markup-compatibility/2006" xmlns:mo="http://schemas.microsoft.com/office/mac/office/2008/main" xmlns:mv="urn:schemas-microsoft-com:mac:vml" xmlns:o="urn:schemas-microsoft-com:office:office" xmlns:r="http://schemas.openxmlformats.org/officeDocument/2006/relationships" xmlns:v="urn:schemas-microsoft-com:vml" xmlns:w10="urn:schemas-microsoft-com:office:word" xmlns:w14="http://schemas.microsoft.com/office/word/2010/wordml" xmlns:w="http://schemas.openxmlformats.org/wordprocessingml/2006/main" xmlns:wne="http://schemas.microsoft.com/office/word/2006/wordml" xmlns:wp14="http://schemas.microsoft.com/office/word/2010/wordprocessingDrawing" xmlns:wp="http://schemas.openxmlformats.org/drawingml/2006/wordprocessingDrawing" xmlns:wpc="http://schemas.microsoft.com/office/word/2010/wordprocessingCanvas" xmlns:wpg="http://schemas.microsoft.com/office/word/2010/wordprocessingGroup" xmlns:wpi="http://schemas.microsoft.com/office/word/2010/wordprocessingInk" xmlns:wps="http://schemas.microsoft.com/office/word/2010/wordprocessingShape" mc:Ignorable="w14 wp14">
-  <w:p>
-    <w:pPr>
-      <w:pStyle w:val="Footer"/>
-    </w:pPr>
-  </w:p>
+<w:ftr xmlns:wpc="http://schemas.microsoft.com/office/word/2010/wordprocessingCanvas" xmlns:mc="http://schemas.openxmlformats.org/markup-compatibility/2006" xmlns:o="urn:schemas-microsoft-com:office:office" xmlns:r="http://schemas.openxmlformats.org/officeDocument/2006/relationships" xmlns:m="http://schemas.openxmlformats.org/officeDocument/2006/math" xmlns:v="urn:schemas-microsoft-com:vml" xmlns:wp14="http://schemas.microsoft.com/office/word/2010/wordprocessingDrawing" xmlns:wp="http://schemas.openxmlformats.org/drawingml/2006/wordprocessingDrawing" xmlns:w10="urn:schemas-microsoft-com:office:word" xmlns:w="http://schemas.openxmlformats.org/wordprocessingml/2006/main" xmlns:w14="http://schemas.microsoft.com/office/word/2010/wordml" xmlns:w15="http://schemas.microsoft.com/office/word/2012/wordml" xmlns:wne="http://schemas.microsoft.com/office/word/2006/wordml" xmlns:wpg="http://schemas.microsoft.com/office/word/2010/wordprocessingGroup" xmlns:wpi="http://schemas.microsoft.com/office/word/2010/wordprocessingInk" xmlns:wps="http://schemas.microsoft.com/office/word/2010/wordprocessingShape" mc:Ignorable="w14 w15 wp14">
+  <w:p/>
 </w:ftr>
 </file>
 
 <file path=word/footer3.xml><?xml version="1.0" encoding="utf-8"?>
-<w:ftr xmlns:m="http://schemas.openxmlformats.org/officeDocument/2006/math" xmlns:mc="http://schemas.openxmlformats.org/markup-compatibility/2006" xmlns:mo="http://schemas.microsoft.com/office/mac/office/2008/main" xmlns:mv="urn:schemas-microsoft-com:mac:vml" xmlns:o="urn:schemas-microsoft-com:office:office" xmlns:r="http://schemas.openxmlformats.org/officeDocument/2006/relationships" xmlns:v="urn:schemas-microsoft-com:vml" xmlns:w10="urn:schemas-microsoft-com:office:word" xmlns:w14="http://schemas.microsoft.com/office/word/2010/wordml" xmlns:w="http://schemas.openxmlformats.org/wordprocessingml/2006/main" xmlns:wne="http://schemas.microsoft.com/office/word/2006/wordml" xmlns:wp14="http://schemas.microsoft.com/office/word/2010/wordprocessingDrawing" xmlns:wp="http://schemas.openxmlformats.org/drawingml/2006/wordprocessingDrawing" xmlns:wpc="http://schemas.microsoft.com/office/word/2010/wordprocessingCanvas" xmlns:wpg="http://schemas.microsoft.com/office/word/2010/wordprocessingGroup" xmlns:wpi="http://schemas.microsoft.com/office/word/2010/wordprocessingInk" xmlns:wps="http://schemas.microsoft.com/office/word/2010/wordprocessingShape" mc:Ignorable="w14 wp14">
-  <w:p>
-    <w:pPr>
-      <w:pStyle w:val="Footer"/>
-    </w:pPr>
-  </w:p>
+<w:ftr xmlns:wpc="http://schemas.microsoft.com/office/word/2010/wordprocessingCanvas" xmlns:mc="http://schemas.openxmlformats.org/markup-compatibility/2006" xmlns:o="urn:schemas-microsoft-com:office:office" xmlns:r="http://schemas.openxmlformats.org/officeDocument/2006/relationships" xmlns:m="http://schemas.openxmlformats.org/officeDocument/2006/math" xmlns:v="urn:schemas-microsoft-com:vml" xmlns:wp14="http://schemas.microsoft.com/office/word/2010/wordprocessingDrawing" xmlns:wp="http://schemas.openxmlformats.org/drawingml/2006/wordprocessingDrawing" xmlns:w10="urn:schemas-microsoft-com:office:word" xmlns:w="http://schemas.openxmlformats.org/wordprocessingml/2006/main" xmlns:w14="http://schemas.microsoft.com/office/word/2010/wordml" xmlns:w15="http://schemas.microsoft.com/office/word/2012/wordml" xmlns:wne="http://schemas.microsoft.com/office/word/2006/wordml" xmlns:wpg="http://schemas.microsoft.com/office/word/2010/wordprocessingGroup" xmlns:wpi="http://schemas.microsoft.com/office/word/2010/wordprocessingInk" xmlns:wps="http://schemas.microsoft.com/office/word/2010/wordprocessingShape" mc:Ignorable="w14 w15 wp14">
+  <w:p/>
 </w:ftr>
 </file>
 
 <file path=word/header1.xml><?xml version="1.0" encoding="utf-8"?>
-<w:hdr xmlns:m="http://schemas.openxmlformats.org/officeDocument/2006/math" xmlns:mc="http://schemas.openxmlformats.org/markup-compatibility/2006" xmlns:mo="http://schemas.microsoft.com/office/mac/office/2008/main" xmlns:mv="urn:schemas-microsoft-com:mac:vml" xmlns:o="urn:schemas-microsoft-com:office:office" xmlns:r="http://schemas.openxmlformats.org/officeDocument/2006/relationships" xmlns:v="urn:schemas-microsoft-com:vml" xmlns:w10="urn:schemas-microsoft-com:office:word" xmlns:w14="http://schemas.microsoft.com/office/word/2010/wordml" xmlns:w="http://schemas.openxmlformats.org/wordprocessingml/2006/main" xmlns:wne="http://schemas.microsoft.com/office/word/2006/wordml" xmlns:wp14="http://schemas.microsoft.com/office/word/2010/wordprocessingDrawing" xmlns:wp="http://schemas.openxmlformats.org/drawingml/2006/wordprocessingDrawing" xmlns:wpc="http://schemas.microsoft.com/office/word/2010/wordprocessingCanvas" xmlns:wpg="http://schemas.microsoft.com/office/word/2010/wordprocessingGroup" xmlns:wpi="http://schemas.microsoft.com/office/word/2010/wordprocessingInk" xmlns:wps="http://schemas.microsoft.com/office/word/2010/wordprocessingShape" mc:Ignorable="w14 wp14">
-  <w:p>
-    <w:pPr>
-      <w:pStyle w:val="Header"/>
-    </w:pPr>
-  </w:p>
+<w:hdr xmlns:wpc="http://schemas.microsoft.com/office/word/2010/wordprocessingCanvas" xmlns:mc="http://schemas.openxmlformats.org/markup-compatibility/2006" xmlns:o="urn:schemas-microsoft-com:office:office" xmlns:r="http://schemas.openxmlformats.org/officeDocument/2006/relationships" xmlns:m="http://schemas.openxmlformats.org/officeDocument/2006/math" xmlns:v="urn:schemas-microsoft-com:vml" xmlns:wp14="http://schemas.microsoft.com/office/word/2010/wordprocessingDrawing" xmlns:wp="http://schemas.openxmlformats.org/drawingml/2006/wordprocessingDrawing" xmlns:w10="urn:schemas-microsoft-com:office:word" xmlns:w="http://schemas.openxmlformats.org/wordprocessingml/2006/main" xmlns:w14="http://schemas.microsoft.com/office/word/2010/wordml" xmlns:w15="http://schemas.microsoft.com/office/word/2012/wordml" xmlns:wne="http://schemas.microsoft.com/office/word/2006/wordml" xmlns:wpg="http://schemas.microsoft.com/office/word/2010/wordprocessingGroup" xmlns:wpi="http://schemas.microsoft.com/office/word/2010/wordprocessingInk" xmlns:wps="http://schemas.microsoft.com/office/word/2010/wordprocessingShape" mc:Ignorable="w14 w15 wp14">
+  <w:p/>
 </w:hdr>
 </file>
 
 <file path=word/header2.xml><?xml version="1.0" encoding="utf-8"?>
-<w:hdr xmlns:m="http://schemas.openxmlformats.org/officeDocument/2006/math" xmlns:mc="http://schemas.openxmlformats.org/markup-compatibility/2006" xmlns:mo="http://schemas.microsoft.com/office/mac/office/2008/main" xmlns:mv="urn:schemas-microsoft-com:mac:vml" xmlns:o="urn:schemas-microsoft-com:office:office" xmlns:r="http://schemas.openxmlformats.org/officeDocument/2006/relationships" xmlns:v="urn:schemas-microsoft-com:vml" xmlns:w10="urn:schemas-microsoft-com:office:word" xmlns:w14="http://schemas.microsoft.com/office/word/2010/wordml" xmlns:w="http://schemas.openxmlformats.org/wordprocessingml/2006/main" xmlns:wne="http://schemas.microsoft.com/office/word/2006/wordml" xmlns:wp14="http://schemas.microsoft.com/office/word/2010/wordprocessingDrawing" xmlns:wp="http://schemas.openxmlformats.org/drawingml/2006/wordprocessingDrawing" xmlns:wpc="http://schemas.microsoft.com/office/word/2010/wordprocessingCanvas" xmlns:wpg="http://schemas.microsoft.com/office/word/2010/wordprocessingGroup" xmlns:wpi="http://schemas.microsoft.com/office/word/2010/wordprocessingInk" xmlns:wps="http://schemas.microsoft.com/office/word/2010/wordprocessingShape" mc:Ignorable="w14 wp14">
-  <w:p>
-    <w:pPr>
-      <w:pStyle w:val="Header"/>
-    </w:pPr>
-  </w:p>
+<w:hdr xmlns:wpc="http://schemas.microsoft.com/office/word/2010/wordprocessingCanvas" xmlns:mc="http://schemas.openxmlformats.org/markup-compatibility/2006" xmlns:o="urn:schemas-microsoft-com:office:office" xmlns:r="http://schemas.openxmlformats.org/officeDocument/2006/relationships" xmlns:m="http://schemas.openxmlformats.org/officeDocument/2006/math" xmlns:v="urn:schemas-microsoft-com:vml" xmlns:wp14="http://schemas.microsoft.com/office/word/2010/wordprocessingDrawing" xmlns:wp="http://schemas.openxmlformats.org/drawingml/2006/wordprocessingDrawing" xmlns:w10="urn:schemas-microsoft-com:office:word" xmlns:w="http://schemas.openxmlformats.org/wordprocessingml/2006/main" xmlns:w14="http://schemas.microsoft.com/office/word/2010/wordml" xmlns:w15="http://schemas.microsoft.com/office/word/2012/wordml" xmlns:wne="http://schemas.microsoft.com/office/word/2006/wordml" xmlns:wpg="http://schemas.microsoft.com/office/word/2010/wordprocessingGroup" xmlns:wpi="http://schemas.microsoft.com/office/word/2010/wordprocessingInk" xmlns:wps="http://schemas.microsoft.com/office/word/2010/wordprocessingShape" mc:Ignorable="w14 w15 wp14">
+  <w:p/>
 </w:hdr>
 </file>
 
 <file path=word/header3.xml><?xml version="1.0" encoding="utf-8"?>
-<w:hdr xmlns:m="http://schemas.openxmlformats.org/officeDocument/2006/math" xmlns:mc="http://schemas.openxmlformats.org/markup-compatibility/2006" xmlns:mo="http://schemas.microsoft.com/office/mac/office/2008/main" xmlns:mv="urn:schemas-microsoft-com:mac:vml" xmlns:o="urn:schemas-microsoft-com:office:office" xmlns:r="http://schemas.openxmlformats.org/officeDocument/2006/relationships" xmlns:v="urn:schemas-microsoft-com:vml" xmlns:w10="urn:schemas-microsoft-com:office:word" xmlns:w14="http://schemas.microsoft.com/office/word/2010/wordml" xmlns:w="http://schemas.openxmlformats.org/wordprocessingml/2006/main" xmlns:wne="http://schemas.microsoft.com/office/word/2006/wordml" xmlns:wp14="http://schemas.microsoft.com/office/word/2010/wordprocessingDrawing" xmlns:wp="http://schemas.openxmlformats.org/drawingml/2006/wordprocessingDrawing" xmlns:wpc="http://schemas.microsoft.com/office/word/2010/wordprocessingCanvas" xmlns:wpg="http://schemas.microsoft.com/office/word/2010/wordprocessingGroup" xmlns:wpi="http://schemas.microsoft.com/office/word/2010/wordprocessingInk" xmlns:wps="http://schemas.microsoft.com/office/word/2010/wordprocessingShape" mc:Ignorable="w14 wp14">
-  <w:p>
-    <w:pPr>
-      <w:pStyle w:val="Header"/>
-    </w:pPr>
-  </w:p>
+<w:hdr xmlns:wpc="http://schemas.microsoft.com/office/word/2010/wordprocessingCanvas" xmlns:mc="http://schemas.openxmlformats.org/markup-compatibility/2006" xmlns:o="urn:schemas-microsoft-com:office:office" xmlns:r="http://schemas.openxmlformats.org/officeDocument/2006/relationships" xmlns:m="http://schemas.openxmlformats.org/officeDocument/2006/math" xmlns:v="urn:schemas-microsoft-com:vml" xmlns:wp14="http://schemas.microsoft.com/office/word/2010/wordprocessingDrawing" xmlns:wp="http://schemas.openxmlformats.org/drawingml/2006/wordprocessingDrawing" xmlns:w10="urn:schemas-microsoft-com:office:word" xmlns:w="http://schemas.openxmlformats.org/wordprocessingml/2006/main" xmlns:w14="http://schemas.microsoft.com/office/word/2010/wordml" xmlns:w15="http://schemas.microsoft.com/office/word/2012/wordml" xmlns:wne="http://schemas.microsoft.com/office/word/2006/wordml" xmlns:wpg="http://schemas.microsoft.com/office/word/2010/wordprocessingGroup" xmlns:wpi="http://schemas.microsoft.com/office/word/2010/wordprocessingInk" xmlns:wps="http://schemas.microsoft.com/office/word/2010/wordprocessingShape" mc:Ignorable="w14 w15 wp14">
+  <w:p/>
 </w:hdr>
 </file>
 
